--- a/Docs/Потапова А.А ИСПк-403-52-00 Техническое задание.docx
+++ b/Docs/Потапова А.А ИСПк-403-52-00 Техническое задание.docx
@@ -9507,13 +9507,7 @@
     </w:p>
     <w:p>
       <w:r>
-        <w:t xml:space="preserve">Состав экранных форм: главное меню, экран дела, экран найма информатора, экран вынесения вердикта, итоговый экран смены, экран увольнения и экран ухода в отпуск. На рисунках </w:t>
-      </w:r>
-      <w:r>
-        <w:t>1–7</w:t>
-      </w:r>
-      <w:r>
-        <w:t xml:space="preserve"> приведены макеты этих экранов и описание отображаемых на них элементов управления. Макеты иллюстрируют состав и взаимное расположение элементов и не определяют окончательный внешний вид системы.</w:t>
+        <w:t>Состав экранных форм: главное меню, экран дела, экран найма информатора, экран вынесения вердикта, итоговый экран смены, экран увольнения и экран ухода в отпуск. На рисунках 1–7 приведены макеты этих экранов и описание отображаемых на них элементов управления. Макеты иллюстрируют состав и взаимное расположение элементов и не определяют окончательный внешний вид системы.</w:t>
       </w:r>
     </w:p>
     <w:p>
@@ -9593,6 +9587,9 @@
         <w:jc w:val="center"/>
       </w:pPr>
       <w:r>
+        <w:rPr>
+          <w:noProof/>
+        </w:rPr>
         <w:drawing>
           <wp:inline distT="0" distB="0" distL="0" distR="0" wp14:anchorId="559A9932" wp14:editId="703CA230">
             <wp:extent cx="5305425" cy="3050164"/>
@@ -10030,13 +10027,7 @@
     </w:p>
     <w:p>
       <w:r>
-        <w:t xml:space="preserve">Обучающее дело (FR-23) должно использовать экраны, показанные на рисунках </w:t>
-      </w:r>
-      <w:r>
-        <w:t>2–4</w:t>
-      </w:r>
-      <w:r>
-        <w:t>, с дополнительными подсказками по механике проверки улик; результат обучающего дела не должен влиять на число ошибок и баланс игрока (допущение)</w:t>
+        <w:t>Обучающее дело (FR-23) должно использовать экраны, показанные на рисунках 2–4, с дополнительными подсказками по механике проверки улик; результат обучающего дела не должен влиять на число ошибок и баланс игрока (допущение)</w:t>
       </w:r>
       <w:r>
         <w:t>.</w:t>
@@ -20342,6 +20333,25 @@
 </file>
 
 <file path=customXml/item1.xml><?xml version="1.0" encoding="utf-8"?>
+<?mso-contentType ?>
+<FormTemplates xmlns="http://schemas.microsoft.com/sharepoint/v3/contenttype/forms">
+  <Display>DocumentLibraryForm</Display>
+  <Edit>DocumentLibraryForm</Edit>
+  <New>DocumentLibraryForm</New>
+</FormTemplates>
+</file>
+
+<file path=customXml/item2.xml><?xml version="1.0" encoding="utf-8"?>
+<p:properties xmlns:p="http://schemas.microsoft.com/office/2006/metadata/properties" xmlns:xsi="http://www.w3.org/2001/XMLSchema-instance" xmlns:pc="http://schemas.microsoft.com/office/infopath/2007/PartnerControls">
+  <documentManagement/>
+</p:properties>
+</file>
+
+<file path=customXml/item3.xml><?xml version="1.0" encoding="utf-8"?>
+<b:Sources xmlns:b="http://schemas.openxmlformats.org/officeDocument/2006/bibliography" xmlns="http://schemas.openxmlformats.org/officeDocument/2006/bibliography" SelectedStyle="\APASixthEditionOfficeOnline.xsl" StyleName="APA" Version="6"/>
+</file>
+
+<file path=customXml/item4.xml><?xml version="1.0" encoding="utf-8"?>
 <ct:contentTypeSchema xmlns:ct="http://schemas.microsoft.com/office/2006/metadata/contentType" xmlns:ma="http://schemas.microsoft.com/office/2006/metadata/properties/metaAttributes" ct:_="" ma:_="" ma:contentTypeName="Документ" ma:contentTypeID="0x010100895006E4339BF24CAA0F5B167E451061" ma:contentTypeVersion="11" ma:contentTypeDescription="Создание документа." ma:contentTypeScope="" ma:versionID="ee66b34cdb7d5be00a86ac9db559fc97">
   <xsd:schema xmlns:xsd="http://www.w3.org/2001/XMLSchema" xmlns:xs="http://www.w3.org/2001/XMLSchema" xmlns:p="http://schemas.microsoft.com/office/2006/metadata/properties" xmlns:ns3="a1eb269e-cbf3-465a-8e4a-8d42bc45f09f" xmlns:ns4="a042d032-8e16-4c5e-a37e-70d449039bd2" targetNamespace="http://schemas.microsoft.com/office/2006/metadata/properties" ma:root="true" ma:fieldsID="9831aabdbf23b96857ccdb3f4e1a7ec2" ns3:_="" ns4:_="">
     <xsd:import namespace="a1eb269e-cbf3-465a-8e4a-8d42bc45f09f"/>
@@ -20550,26 +20560,32 @@
 </ct:contentTypeSchema>
 </file>
 
-<file path=customXml/item2.xml><?xml version="1.0" encoding="utf-8"?>
-<b:Sources xmlns:b="http://schemas.openxmlformats.org/officeDocument/2006/bibliography" xmlns="http://schemas.openxmlformats.org/officeDocument/2006/bibliography" SelectedStyle="\APASixthEditionOfficeOnline.xsl" StyleName="APA" Version="6"/>
+<file path=customXml/itemProps1.xml><?xml version="1.0" encoding="utf-8"?>
+<ds:datastoreItem xmlns:ds="http://schemas.openxmlformats.org/officeDocument/2006/customXml" ds:itemID="{C545EDB0-6DA9-4573-8FDA-4B7CDBF5EFD9}">
+  <ds:schemaRefs>
+    <ds:schemaRef ds:uri="http://schemas.microsoft.com/sharepoint/v3/contenttype/forms"/>
+  </ds:schemaRefs>
+</ds:datastoreItem>
 </file>
 
-<file path=customXml/item3.xml><?xml version="1.0" encoding="utf-8"?>
-<p:properties xmlns:p="http://schemas.microsoft.com/office/2006/metadata/properties" xmlns:xsi="http://www.w3.org/2001/XMLSchema-instance" xmlns:pc="http://schemas.microsoft.com/office/infopath/2007/PartnerControls">
-  <documentManagement/>
-</p:properties>
+<file path=customXml/itemProps2.xml><?xml version="1.0" encoding="utf-8"?>
+<ds:datastoreItem xmlns:ds="http://schemas.openxmlformats.org/officeDocument/2006/customXml" ds:itemID="{D1D02F96-5624-48FE-AB5F-467181C3EDC1}">
+  <ds:schemaRefs>
+    <ds:schemaRef ds:uri="http://schemas.microsoft.com/office/2006/metadata/properties"/>
+    <ds:schemaRef ds:uri="http://schemas.microsoft.com/office/infopath/2007/PartnerControls"/>
+  </ds:schemaRefs>
+</ds:datastoreItem>
 </file>
 
-<file path=customXml/item4.xml><?xml version="1.0" encoding="utf-8"?>
-<?mso-contentType ?>
-<FormTemplates xmlns="http://schemas.microsoft.com/sharepoint/v3/contenttype/forms">
-  <Display>DocumentLibraryForm</Display>
-  <Edit>DocumentLibraryForm</Edit>
-  <New>DocumentLibraryForm</New>
-</FormTemplates>
+<file path=customXml/itemProps3.xml><?xml version="1.0" encoding="utf-8"?>
+<ds:datastoreItem xmlns:ds="http://schemas.openxmlformats.org/officeDocument/2006/customXml" ds:itemID="{77BD1D67-02E1-4F82-84DD-238FD8DA5D28}">
+  <ds:schemaRefs>
+    <ds:schemaRef ds:uri="http://schemas.openxmlformats.org/officeDocument/2006/bibliography"/>
+  </ds:schemaRefs>
+</ds:datastoreItem>
 </file>
 
-<file path=customXml/itemProps1.xml><?xml version="1.0" encoding="utf-8"?>
+<file path=customXml/itemProps4.xml><?xml version="1.0" encoding="utf-8"?>
 <ds:datastoreItem xmlns:ds="http://schemas.openxmlformats.org/officeDocument/2006/customXml" ds:itemID="{BE06CD11-97E7-4DA4-A1E7-C20845DD652C}">
   <ds:schemaRefs>
     <ds:schemaRef ds:uri="http://schemas.microsoft.com/office/2006/metadata/contentType"/>
@@ -20586,29 +20602,4 @@
     <ds:schemaRef ds:uri="http://schemas.microsoft.com/internal/obd"/>
   </ds:schemaRefs>
 </ds:datastoreItem>
-</file>
-
-<file path=customXml/itemProps2.xml><?xml version="1.0" encoding="utf-8"?>
-<ds:datastoreItem xmlns:ds="http://schemas.openxmlformats.org/officeDocument/2006/customXml" ds:itemID="{77BD1D67-02E1-4F82-84DD-238FD8DA5D28}">
-  <ds:schemaRefs>
-    <ds:schemaRef ds:uri="http://schemas.openxmlformats.org/officeDocument/2006/bibliography"/>
-  </ds:schemaRefs>
-</ds:datastoreItem>
-</file>
-
-<file path=customXml/itemProps3.xml><?xml version="1.0" encoding="utf-8"?>
-<ds:datastoreItem xmlns:ds="http://schemas.openxmlformats.org/officeDocument/2006/customXml" ds:itemID="{D1D02F96-5624-48FE-AB5F-467181C3EDC1}">
-  <ds:schemaRefs>
-    <ds:schemaRef ds:uri="http://schemas.microsoft.com/office/2006/metadata/properties"/>
-    <ds:schemaRef ds:uri="http://schemas.microsoft.com/office/infopath/2007/PartnerControls"/>
-  </ds:schemaRefs>
-</ds:datastoreItem>
-</file>
-
-<file path=customXml/itemProps4.xml><?xml version="1.0" encoding="utf-8"?>
-<ds:datastoreItem xmlns:ds="http://schemas.openxmlformats.org/officeDocument/2006/customXml" ds:itemID="{C545EDB0-6DA9-4573-8FDA-4B7CDBF5EFD9}">
-  <ds:schemaRefs>
-    <ds:schemaRef ds:uri="http://schemas.microsoft.com/sharepoint/v3/contenttype/forms"/>
-  </ds:schemaRefs>
-</ds:datastoreItem>
 </file>